--- a/beta/funding/one-pager.docx
+++ b/beta/funding/one-pager.docx
@@ -7,7 +7,7 @@
         <w:pStyle w:val="Title"/>
       </w:pPr>
       <w:r>
-        <w:t>AMASAMYA — One-Page Brief for Funders</w:t>
+        <w:t>AMASAMYA - One-Page Brief for Funders</w:t>
       </w:r>
     </w:p>
     <w:p>
@@ -15,7 +15,7 @@
         <w:pStyle w:val="Heading1"/>
       </w:pPr>
       <w:r>
-        <w:t>AMASAMYA — One-Page Brief for Funders</w:t>
+        <w:t>AMASAMYA - One-Page Brief for Funders</w:t>
       </w:r>
     </w:p>
     <w:p>
@@ -41,7 +41,7 @@
         <w:t>AMASAMYA</w:t>
       </w:r>
       <w:r>
-        <w:t xml:space="preserve"> — A blind-first WCAG 2.2 accessibility audit platform for</w:t>
+        <w:t xml:space="preserve"> - A blind-first WCAG 2.2 accessibility audit platform for</w:t>
       </w:r>
     </w:p>
     <w:p>
@@ -64,7 +64,7 @@
     </w:p>
     <w:p>
       <w:r>
-        <w:t>[CONTRIBUTORS.md] · [Chrome Web Store listing — pending]</w:t>
+        <w:t>[CONTRIBUTORS.md] · [Chrome Web Store listing - pending]</w:t>
       </w:r>
     </w:p>
     <w:p>
@@ -92,7 +92,7 @@
     </w:p>
     <w:p>
       <w:r>
-        <w:t>are built by sighted developers for sighted developers** — they're</w:t>
+        <w:t>are built by sighted developers for sighted developers** - they're</w:t>
       </w:r>
     </w:p>
     <w:p>
@@ -139,7 +139,7 @@
         <w:t>Web Audit</w:t>
       </w:r>
       <w:r>
-        <w:t xml:space="preserve"> — runs 13 WCAG 2.2 engines on any URL the user provides.</w:t>
+        <w:t xml:space="preserve"> - runs 13 WCAG 2.2 engines on any URL the user provides.</w:t>
       </w:r>
     </w:p>
     <w:p>
@@ -153,7 +153,7 @@
         <w:t>Document Audit</w:t>
       </w:r>
       <w:r>
-        <w:t xml:space="preserve"> — parses and audits 8 file formats (PDF, DOCX,</w:t>
+        <w:t xml:space="preserve"> - parses and audits 8 file formats (PDF, DOCX,</w:t>
       </w:r>
     </w:p>
     <w:p>
@@ -177,7 +177,7 @@
         <w:t>Mobile Checklist</w:t>
       </w:r>
       <w:r>
-        <w:t xml:space="preserve"> — structured manual-test workflow for iOS,</w:t>
+        <w:t xml:space="preserve"> - structured manual-test workflow for iOS,</w:t>
       </w:r>
     </w:p>
     <w:p>
@@ -196,7 +196,7 @@
         <w:t>Vision AI integration</w:t>
       </w:r>
       <w:r>
-        <w:t xml:space="preserve"> — optional Focus Indicator Narrator and</w:t>
+        <w:t xml:space="preserve"> - optional Focus Indicator Narrator and</w:t>
       </w:r>
     </w:p>
     <w:p>
@@ -206,7 +206,7 @@
     </w:p>
     <w:p>
       <w:r>
-        <w:t xml:space="preserve">  own API key — keys never reach our servers).</w:t>
+        <w:t xml:space="preserve">  own API key - keys never reach our servers).</w:t>
       </w:r>
     </w:p>
     <w:p>
@@ -306,7 +306,7 @@
         <w:t>$[2,500 / 7,500 / 20,000]</w:t>
       </w:r>
       <w:r>
-        <w:t xml:space="preserve"> — itemised:</w:t>
+        <w:t xml:space="preserve"> - itemised:</w:t>
       </w:r>
     </w:p>
     <w:tbl>
@@ -459,7 +459,7 @@
         <w:pStyle w:val="Heading2"/>
       </w:pPr>
       <w:r>
-        <w:t>Use of funds — milestones</w:t>
+        <w:t>Use of funds - milestones</w:t>
       </w:r>
     </w:p>
     <w:tbl>
@@ -665,7 +665,7 @@
     </w:p>
     <w:p>
       <w:r>
-        <w:t xml:space="preserve">  description and layout analysis newly possible — AMASAMYA is among</w:t>
+        <w:t xml:space="preserve">  description and layout analysis newly possible - AMASAMYA is among</w:t>
       </w:r>
     </w:p>
     <w:p>
@@ -689,7 +689,7 @@
         <w:t>Akhilesh Malani</w:t>
       </w:r>
       <w:r>
-        <w:t xml:space="preserve"> — accessibility architect, ~10 years in digital</w:t>
+        <w:t xml:space="preserve"> - accessibility architect, ~10 years in digital</w:t>
       </w:r>
     </w:p>
     <w:p>
@@ -765,8 +765,11 @@
       </w:r>
     </w:p>
     <w:p>
+      <w:pPr>
+        <w:pStyle w:val="ListBullet"/>
+      </w:pPr>
       <w:r>
-        <w:t>— Akhilesh Malani</w:t>
+        <w:t>Akhilesh Malani</w:t>
       </w:r>
     </w:p>
     <w:p>
